--- a/MAU BB TO TUNG/BAN ĐẦU/1. Biên bản ghi lời khai 140-128.docx
+++ b/MAU BB TO TUNG/BAN ĐẦU/1. Biên bản ghi lời khai 140-128.docx
@@ -736,6 +736,8 @@
       </w:r>
       <w:r>
         <w:tab/>
+      </w:r>
+      <w:r>
         <w:t>Giới tính: {doituong1_gioi_tinh}</w:t>
       </w:r>
     </w:p>
@@ -785,10 +787,14 @@
       </w:r>
       <w:r>
         <w:tab/>
+      </w:r>
+      <w:r>
         <w:t>Dân tộc: {doituong1_dan_toc}</w:t>
       </w:r>
       <w:r>
         <w:tab/>
+      </w:r>
+      <w:r>
         <w:t>Tôn giáo: {doituong1_ton_giao}</w:t>
       </w:r>
     </w:p>
@@ -829,19 +835,16 @@
       <w:r>
         <w:t>Số CMND/Thẻ CCCD/Thẻ CC/Hộ chiếu: {doituong1_so_cmnd}</w:t>
       </w:r>
-    </w:p>
-    <w:p>
-      <w:pPr>
-        <w:tabs>
-          <w:tab w:val="left" w:pos="1000"/>
-        </w:tabs>
-        <w:spacing w:after="100"/>
-      </w:pPr>
+      <w:r>
+        <w:tab/>
+      </w:r>
       <w:r>
         <w:t>cấp {doituong1_ngay_cap}</w:t>
       </w:r>
       <w:r>
         <w:tab/>
+      </w:r>
+      <w:r>
         <w:t>Nơi cấp: {doituong1_noi_cap}</w:t>
       </w:r>
     </w:p>

--- a/MAU BB TO TUNG/BAN ĐẦU/1. Biên bản ghi lời khai 140-128.docx
+++ b/MAU BB TO TUNG/BAN ĐẦU/1. Biên bản ghi lời khai 140-128.docx
@@ -730,6 +730,7 @@
           <w:tab w:val="left" w:pos="5000"/>
         </w:tabs>
         <w:spacing w:after="100"/>
+        <w:jc w:val="both"/>
       </w:pPr>
       <w:r>
         <w:t>Họ tên: {doituong1_ho_va_ten}</w:t>
@@ -744,6 +745,7 @@
     <w:p>
       <w:pPr>
         <w:spacing w:after="100"/>
+        <w:jc w:val="both"/>
       </w:pPr>
       <w:r>
         <w:t>Tên gọi khác: {doituong1_ten_goi_khac}</w:t>
@@ -755,6 +757,7 @@
           <w:tab w:val="left" w:pos="1000"/>
         </w:tabs>
         <w:spacing w:after="100"/>
+        <w:jc w:val="both"/>
       </w:pPr>
       <w:r>
         <w:t>Sinh {doituong1_ngay_sinh}</w:t>
@@ -770,6 +773,7 @@
     <w:p>
       <w:pPr>
         <w:spacing w:after="100"/>
+        <w:jc w:val="both"/>
       </w:pPr>
       <w:r>
         <w:t>Quê quán: {doituong1_que_quan}</w:t>
@@ -781,6 +785,7 @@
           <w:tab w:val="left" w:pos="1000"/>
         </w:tabs>
         <w:spacing w:after="100"/>
+        <w:jc w:val="both"/>
       </w:pPr>
       <w:r>
         <w:t>Quốc tịch: {doituong1_quoc_tich}</w:t>
@@ -801,6 +806,7 @@
     <w:p>
       <w:pPr>
         <w:spacing w:after="100"/>
+        <w:jc w:val="both"/>
       </w:pPr>
       <w:r>
         <w:t>Nghề nghiệp: {doituong1_nghe_nghiep}</w:t>
@@ -812,6 +818,7 @@
           <w:tab w:val="left" w:pos="1000"/>
         </w:tabs>
         <w:spacing w:after="100"/>
+        <w:jc w:val="both"/>
       </w:pPr>
       <w:r>
         <w:rPr>
@@ -831,6 +838,7 @@
     <w:p>
       <w:pPr>
         <w:spacing w:after="100"/>
+        <w:jc w:val="both"/>
       </w:pPr>
       <w:r>
         <w:t>Số CMND/Thẻ CCCD/Thẻ CC/Hộ chiếu: {doituong1_so_cmnd}</w:t>
@@ -839,10 +847,19 @@
         <w:tab/>
       </w:r>
       <w:r>
+        <w:tab/>
+      </w:r>
+    </w:p>
+    <w:p>
+      <w:pPr>
+        <w:spacing w:after="100"/>
+        <w:jc w:val="both"/>
+      </w:pPr>
+      <w:r>
         <w:t>cấp {doituong1_ngay_cap}</w:t>
       </w:r>
       <w:r>
-        <w:tab/>
+        <w:t xml:space="preserve">. </w:t>
       </w:r>
       <w:r>
         <w:t>Nơi cấp: {doituong1_noi_cap}</w:t>
@@ -851,6 +868,7 @@
     <w:p>
       <w:pPr>
         <w:spacing w:after="100"/>
+        <w:jc w:val="both"/>
       </w:pPr>
       <w:r>
         <w:t xml:space="preserve">Nơi thường trú: {doituong1_noi_thuong_tru} </w:t>
@@ -859,6 +877,7 @@
     <w:p>
       <w:pPr>
         <w:spacing w:after="100"/>
+        <w:jc w:val="both"/>
       </w:pPr>
       <w:r>
         <w:t>Nơi tạm trú: {doituong1_noi_tam_tru}</w:t>
@@ -867,6 +886,7 @@
     <w:p>
       <w:pPr>
         <w:spacing w:after="100"/>
+        <w:jc w:val="both"/>
       </w:pPr>
       <w:r>
         <w:t>Nơi ở hiện tại: {doituong1_noi_o_hien_tai}</w:t>

--- a/MAU BB TO TUNG/BAN ĐẦU/1. Biên bản ghi lời khai 140-128.docx
+++ b/MAU BB TO TUNG/BAN ĐẦU/1. Biên bản ghi lời khai 140-128.docx
@@ -764,7 +764,15 @@
       </w:r>
       <w:r>
         <w:tab/>
-        <w:t xml:space="preserve">                    tại: </w:t>
+      </w:r>
+      <w:r>
+        <w:tab/>
+      </w:r>
+      <w:r>
+        <w:tab/>
+      </w:r>
+      <w:r>
+        <w:t xml:space="preserve"> tại: </w:t>
       </w:r>
       <w:r>
         <w:t>{doituong1_tai}</w:t>
